--- a/fra/docx/19.content.docx
+++ b/fra/docx/19.content.docx
@@ -11,6 +11,15 @@
         <w:pStyle w:val="Heading2"/>
       </w:pPr>
       <w:r>
+        <w:t>Resource: Notes d'étude (Tyndale)</w:t>
+      </w:r>
+      <w:r/>
+    </w:p>
+    <w:p>
+      <w:pPr>
+        <w:pStyle w:val="Heading2"/>
+      </w:pPr>
+      <w:r>
         <w:t>License Information</w:t>
       </w:r>
       <w:r/>
@@ -21,7 +30,7 @@
         <w:rPr>
           <w:b/>
         </w:rPr>
-        <w:t>Study Notes (Tyndale)</w:t>
+        <w:t>Notes d'étude (Tyndale)</w:t>
       </w:r>
       <w:r>
         <w:t xml:space="preserve"> (French) is based on</w:t>
@@ -74,7 +83,7 @@
         <w:pStyle w:val="Heading1"/>
       </w:pPr>
       <w:r>
-        <w:t>Study Notes (Tyndale)</w:t>
+        <w:t>Notes d'étude (Tyndale)</w:t>
       </w:r>
     </w:p>
     <w:p>
@@ -83,6 +92,51 @@
           <w:headerReference w:type="even" r:id="rId8"/>
           <w:headerReference w:type="default" r:id="rId9"/>
           <w:footerReference w:type="default" r:id="rId10"/>
+          <w:footnotePr>
+            <w:numRestart w:val="eachSect"/>
+          </w:footnotePr>
+          <w:type w:val="continuous"/>
+          <w:pgSz w:w="12240" w:h="15840" w:code="1"/>
+          <w:pgMar w:top="1440" w:right="1440" w:bottom="1440" w:left="1440" w:header="504" w:footer="504" w:gutter="0"/>
+          <w:cols w:space="708"/>
+          <w:titlePg/>
+          <w:docGrid w:linePitch="360"/>
+        </w:sectPr>
+      </w:pPr>
+    </w:p>
+    <w:p>
+      <w:r/>
+    </w:p>
+    <w:p>
+      <w:pPr>
+        <w:pStyle w:val="Heading2"/>
+      </w:pPr>
+      <w:r>
+        <w:t>PSA</w:t>
+      </w:r>
+      <w:r/>
+    </w:p>
+    <w:p>
+      <w:r/>
+      <w:r>
+        <w:rPr>
+          <w:i/>
+        </w:rPr>
+        <w:t>Psaumes 1.1, Psaumes 1.1–2, Psaumes 1.1–6, Psaumes 1.1–2.12, Psaumes 1.1–8.9, Psaumes 1.2, Psaumes 1.3, Psaumes 1.3–5, Psaumes 1.4, Psaumes 1.5, Psaumes 1.6, Psaumes 2.1, Psaumes 2.1–3, Psaumes 2.1–12, Psaumes 2.2, Psaumes 2.3, Psaumes 2.4, Psaumes 2.4–6, Psaumes 2.6, Psaumes 2.7, Psaumes 2.7–9, Psaumes 2.8, Psaumes 2.9, Psaumes 2.10, Psaumes 2.11–12, Psaumes 3.1, Psaumes 3.1–2, Psaumes 3.1–8, Psaumes 3.1–7.17, Psaumes 3.3, Psaumes 3.3–4, Psaumes 3.5, Psaumes 3.6, Psaumes 3.7–8, Psaumes 4.1, Psaumes 4.1–8, Psaumes 4.2, Psaumes 4.4, Psaumes 4.5, Psaumes 4.6, Psaumes 4.8, Psaumes 5.1–2, Psaumes 5.1–12, Psaumes 5.3, Psaumes 5.5, Psaumes 5.7, Psaumes 5.8, Psaumes 5.9–10, Psaumes 5.10, Psaumes 5.11, Psaumes 5.12, Psaumes 6.1, Psaumes 6.1–3, Psaumes 6.1–10, Psaumes 6.2–3, Psaumes 6.4–5, Psaumes 6.5, Psaumes 6.6–7, Psaumes 6.8–10, Psaumes 7.1, Psaumes 7.1–17, Psaumes 7.1, Psaumes 7.2, Psaumes 7.3, Psaumes 7.3–5, Psaumes 7.5, Psaumes 7.6, Psaumes 7.6–9, Psaumes 7.8, Psaumes 7.9, Psaumes 7.10–13, Psaumes 7.11, Psaumes 7.12–13, Psaumes 7.14, Psaumes 7.17, Psaumes 8.1, Psaumes 8.1–9, Psaumes 8.2, Psaumes 8.3, Psaumes 8.3–5, Psaumes 8.4, Psaumes 8.5, Psaumes 8.6, Psaumes 8.7–8, Psaumes 9.1, Psaumes 9.1, Psaumes 9.1–10.18, Psaumes 9.2, Psaumes 9.3, Psaumes 9.3–6, Psaumes 9.4, Psaumes 9.5, Psaumes 9.7–10, Psaumes 9.9, Psaumes 9.10, Psaumes 9.11, Psaumes 9.11–12, Psaumes 9.12, Psaumes 9.13–14, Psaumes 9.18, Psaumes 9.19–20, Psaumes 10.1, Psaumes 10.1–18, Psaumes 10.2, Psaumes 10.2–11, Psaumes 10.3, Psaumes 10.4, Psaumes 10.6–7, Psaumes 10.8, Psaumes 10.12–15, Psaumes 10.14, Psaumes 10.15, Psaumes 10.16, Psaumes 10.17–18, Psaumes 10.18, Psaumes 11.1, Psaumes 11.1–7, Psaumes 11.2, Psaumes 11.2–3, Psaumes 11.3, Psaumes 11.4, Psaumes 11.5, Psaumes 11.6, Psaumes 11.7, Psaumes 12.1–4, Psaumes 12.1–8, Psaumes 12.4, Psaumes 12.6, Psaumes 12.7–8, Psaumes 13.1–2, Psaumes 13.1–6, Psaumes 13.2, Psaumes 13.3, Psaumes 13.3–4, Psaumes 13.5–6, Psaumes 14.1, Psaumes 14.1–3, Psaumes 14.1–7, Psaumes 14.2–3, Psaumes 14.4, Psaumes 14.5, Psaumes 14.7, Psaumes 15.1, Psaumes 15.1–5, Psaumes 15.1–19.14, Psaumes 15.2, Psaumes 15.5, Psaumes 16.1, Psaumes 16.1–11, Psaumes 16.2, Psaumes 16.4, Psaumes 16.5, Psaumes 16.6, Psaumes 16.7–8, Psaumes 16.9–11, Psaumes 16.10, Psaumes 16.11, Psaumes 17.1, Psaumes 17.1–15, Psaumes 17.3, Psaumes 17.3–5, Psaumes 17.6–9, Psaumes 17.8, Psaumes 17.13–14, Psaumes 17.15, Psaumes 18.1, Psaumes 18.1–50, Psaumes 18.2, Psaumes 18.3, Psaumes 18.6, Psaumes 18.7, Psaumes 18.7–15, Psaumes 18.8, Psaumes 18.9–11, Psaumes 18.10, Psaumes 18.19, Psaumes 18.20–24, Psaumes 18.21, Psaumes 18.25–29, Psaumes 18.26, Psaumes 18.27, Psaumes 18.28, Psaumes 18.29, Psaumes 18.30, Psaumes 18.30–36, Psaumes 18.32–34, Psaumes 18.36, Psaumes 18.37–42, Psaumes 18.40, Psaumes 18.43–45, Psaumes 18.46–50, Psaumes 18.47, Psaumes 18.49, Psaumes 18.50, Psaumes 19.1, Psaumes 19.1–4, Psaumes 19.1–14, Psaumes 19.3–4, Psaumes 19.7–11, Psaumes 19.12–14, Psaumes 19.13, Psaumes 19.14, Psaumes 20.1, Psaumes 20.1–5, Psaumes 20.1–9, Psaumes 20.1–24.10, Psaumes 20.3, Psaumes 20.4–5, Psaume 20.5, Psaumes 20.6, Psaumes 20.6–8, Psaumes 20.7, Psaumes 21.1–13, Psaumes 21.2, Psaumes 21.3, Psaumes 21.3–6, Psaumes 21.4, Psaumes 21.6, Psaumes 21.7, Psaumes 21.8–12, Psaumes 21.10, Psaumes 21.11, Psaumes 21.14, Psaumes 22.2–3, Psaumes 22.2–22, Psaumes 22.2–32, Psaumes 22.4, Psaumes 22.7–9, Psaumes 22.8, Psaumes 22.10, Psaumes 22.10–12, Psaumes 22.13, Psaumes 22.13–19, Psaumes 22.15, Psaumes 22.16, Psaumes 22.17, Psaumes 22.18–19, Psaumes 22.20–22, Psaumes 22.20, Psaumes 22.23, Psaumes 22.23–25, Psaumes 22.24, Psaumes 22.25, Psaumes 22.26, Psaumes 22.25–31, Psaumes 22.27, Psaumes 22.28, Psaumes 22.29, Psaumes 22.30, Psaumes 22.31, Psaumes 22.32, Psaume 23.1, Psaumes 23.1–3, Psaumes 23.1–6, Psaumes 23.1–28.9, Psaumes 23.2, Psaumes 23.3, Psaumes 2.4, Psaume 23.5, Psaumes 23.6, Psaumes 24.1, Psaumes 24.1–2, Psaumes 24.1–10, Psaumes 24.2, Psaumes 24.3, Psaumes 24.3–6, Psaumes 24.4, Psaumes 24.10, Psaumes 25.1, Psaumes 25.1–3, Psaumes 25.1–22, Psaumes 25.2, Psaumes 25.4–6, Psaumes 25.4–7, Psaumes 25.5, Psaumes 25.6, Psaumes 25.8–10, Psaumes 25.11, Psaumes 25.12–15, Psaumes 25.13, Psaumes 25.15, Psaumes 25.15–22, Psaumes 25.17–18, Psaumes 25.19–20, Psaumes 25.21, Psaumes 26.1–3, Psaumes 26.1–12, Psaumes 26.3, Psaumes 26.4–5, Psaumes 26.6, Psaumes 26.6–8, Psaumes 26.8, Psaumes 26.9, Psaumes 26.12, Psaumes 27.1, Psaumes 27.1–3, Psaumes 27.1–14, Psaumes 27.2, Psaumes 27.3, Psaumes 27.4–6, Psaumes 27.5, Psaumes 27.6, Psaumes 27.7–8, Psaumes 27.7–12, Psaumes 27.13–14, Psaumes 28.1, Psaumes 28.1–2, Psaumes 28.1–9, Psaumes 28.2, Psaumes 28.3–5, Psaumes 28.5, Psaumes 28.6–8, Psaumes 28.7, Psaumes 28.9, Psaumes 29.1–2, Psaumes 29.1–11, Psaumes 29.3–9, Psaumes 29.5, Psaumes 29.6, Psaumes 29.8, Psaumes 29.10, Psaumes 29.11, Psaumes 30.1, Psaumes 30.1–3, Psaumes 30.1–13, Psaumes 30.1–2, Psaumes 30.4, Psaumes 30.6–7, Psaumes 30.8–12, Psaumes 31.1–6, Psaumes 31.1–25, Psaumes 31.2, Psaumes 31.5, Psaumes 31.7–9, Psaumes 31.9, Psaumes 31.10–14, Psaumes 31.11, Psaumes 31.15–19, Psaumes 31.16, Psaumes 31.18, Psaumes 31.20–21, Psaumes 31.20–25, Psaumes 3.:22–23, Psaumes 31.24–25, Psaumes 32.1–2, Psaumes 32.1–11, Psaumes 32.3–5, Psaumes 32.4, Psaumes 32.5, Psaumes 32.6, Psaumes 32.7, Psaumes 32.8, Psaumes 32.9, Psaumes 32.10, Psaumes 33.1–3, Psaumes 33.1–22, Psaumes 33.4–7, Psaumes 33.7, Psaumes 33.8, Psaumes 33.8–11, Psaumes 33.10, Psaumes 33.11, Psaumes 33.12, Psaumes 33.13–19, Psaumes 33.16–17, Psaumes 33.18, Psaumes 33.20–22, Psaumes 33.22, Psaumes 34.1, Psaumes 34.1–4, Psaumes 34.1–23, Psaumes 34.6–7, Psaumes 34.8, Psaumes 34.9–15, Psaumes 34.10–11, Psaumes 34.12, Psaumes 34.12–14, Psaumes 34.13–17, Psaumes 34.14, Psaumes 34.15, Psaumes 34.16–17, Psaumes 34.19, Psaumes 34.20–23, Psaumes 34.21, Psaumes 35.1–28, Psaumes 35.4–10, Psaumes 35.6, Psaumes 35.10, Psaumes 35.11, Psaumes 35.11–18, Psaumes 35.16, Psaumes 35.19, Psaumes 35.19–25, Psaumes 35.21, Psaumes 35.26–28, Psaumes 36.1, Psaumes 36.1–4, Psaumes 36.1–12, Psaumes 36.5–6, Psaumes 36.5–9, Psaumes 36.6–9, Psaumes 36.7–8, Psaumes 36.9, Psaumes 36.10–11, Psaumes 36.12, Psaumes 37.1, Psaumes 37.1–9, Psaumes 37.1–40, Psaumes 37.2, Psaumes 37.3, Psaumes 37.3–4, Psaumes 37.4, Psaumes 37.6, Psaumes 37.7, Psaumes 37.8, Psaumes 37.9–11, Psaumes 37.11, Psaumes 37.12–13, Psaumes 37.12–17, Psaumes 37.14–15, Psaumes 37.16, Psaumes 37.18–20, Psaumes 37.20, Psaumes 37.21, Psaumes 37.23–24, Psaumes 37.25–26, Psaumes 37.27–33, Psaumes 37.30, Psaumes 37.31, Psaumes 37.35–36, Psaumes 37.39–40, Psaumes 38.1, Psaumes 38.1–4, Psaumes 38.1–17, Psaumes 38.1–22, Psaumes 38.3, Psaumes 38.4, Psaumes 38.5–8, Psaumes 38.9–12, Psaumes 38.13, Psaumes 38.15, Psaumes 38.17–20, Psaumes 38.19, Psaumes 38.22, Psaumes 39.1, Psaumes 39.1–3, Psaumes 39.1–13, Psaumes 39.4–5, Psaumes 39.4–6, Psaumes 39.8, Psaumes 39.9–11, Psaumes 39.11, Psaumes 39.12, Psaumes 39.13, Psaumes 40.1–5, Psaumes 40.1–17, Psaumes 40.6, Psaumes 40.7, Psaumes 40.11, Psaumes 40.12–17, Psaumes 41.1, Psaumes 41.1–13, Psaumes 41.3, Psaumes 41.4, Psaumes 41.5, Psaumes 41.5–9, Psaumes 41.9, Psaumes 41.11–12, Psaumes 41.13, Psaumes 42.1, Psaumes 42.1–4, Psaumes 42.1–43.5, Psaumes 42.3, Psaumes 42.4, Psaumes 42.5, Psaumes 42.5–6, Psaumes 42.6, Psaumes 42.7, Psaumes 42.8, Psaumes 42.9–10, Psaumes 43.1–4, Psaumes 43.2, Psaume 43.3, Psaumes 43.5, Psaumes 44.1, Psaumes 44.1–26, Psaumes 44.2, Psaumes 44.3, Psaumes 44.4–8, Psaumes 44.9–16, Psaumes 44.11, Psaumes 44.22, Psaumes 44.23, Psaumes 44.23–26, Psaumes 45.1, Psaumes 45.1–17, Psaumes 45.2, Psaumes 45.3, Psaumes 45.3–5, Psaumes 45.4, Psaumes 45.6, Psaumes 45.6–9, Psaumes 45.8, Psaumes 45.9, Psaumes 45.10–12, Psaumes 45.12, Psaumes 46.1, Psaumes 46.1–3, Psaumes 46.1–11, Psaumes 46.4, Psaumes 46.4–6, Psaumes 46.5, Psaumes 46.6, Psaumes 46.7, Psaumes 46.8, Psaumes 46.8–9, Psaumes 46.10, Psaumes 47.1, Psaumes 47.1–2, Psaumes 47.1–9, Psaumes 47:3–4, Psaumes 47.4, Psaumes 47.5, Psaumes 47.5–6, Psaumes 47.7, Psaumes 48.1–14, Psaume 48.3, Psaume 48.7, Psaumes 48.9–11, Psaumes 48.12–13, Psaumes 48.14, Psaumes 49.1–2, Psaumes 49.1–4, Psaumes 49.1–20, Psaumes 49.4, Psaumes 49.5–8, Psaumes 49.11–12, Psaumes 49.13–15, Psaumes 49.16–20, Psaumes 50.1–3, Psaumes 50.1–23, Psaumes 50.4–6, Psaumes 50.7–13, Psaumes 50.9, Psaumes 50.10, Psaumes 50.14, Psaumes 50.15, Psaumes 50.16–21, Psaumes 50.17, Psaumes 50.21, Psaumes 50.22, Psaumes 50.22–23, Psaumes 51.1, Psaumes 51.1–2, Psaumes 51.1–19, Psaumes 51.titre, Psaumes 51.1–65.13, Psaumes 51.2, Psaumes 51.3–6, Psaumes 51.4, Psaumes 51.5, Psaumes 51.7, Psaumes 51.8, Psaumes 51.10, Psaumes 51.10–12, Psaumes 51.11, Psaumes 51.13, Psaumes 51.14, Psaumes 51.18–19, Psaumes 51.19, Psaumes 52.1, Psaumes 52.1–4, Psaumes 52.1–9, Psaumes 52.3, Psaumes 52.5, Psaumes 52.5–7, Psaumes 52.6, Psaumes 52.8–9, Psaumes 53.1–3, Psaumes 53.1–6, Psaumes 53.5, Psaumes 54.1, Psaumes 54.1–7, Psaumes 54.3, Psaumes 54.6, Psaumes 54.6–7, Psaumes 55.1–3, Psaumes 55.1–23, Psaumes 55.4–8, Psaumes 55.12–20, Psaumes 55.19–21, Psaumes 55.22–23, Psaumes 55.23, Psaumes 56.1, Psaumes 56.1–13, Psaumes 56.4, Psaumes 56.5–7, Psaumes 56.8, Psaumes 56.11, Psaumes 56.13, Psaumes 57.1, Psaumes 57.1–11, Psaumes 57.titre, Psaumes 57.2, Psaumes 57.3–4, Psaumes 57.5, Psaumes 57.7–8, Psaumes 57.7–11, Psaumes 57.10–11, Psaumes 58.1, Psaumes 58.1–5, Psaumes 58.1–11, Psaumes 58.3, Psaumes 58.4, Psaumes 58.6, Psaumes 58.9–10, Psaumes 58.11, Psaumes 59.1, Psaumes 59.1–2, Psaumes 59.1–17, Psaumes 59.4–5, Psaumes 59.6–8, Psaumes 59.11–13, Psaumes 59.14–16, Psaumes 60.1, Psaumes 60.1–4, Psaumes 60.1–12, Psaumes 60.3, Psaumes 60.4, Psaume 60.5, Psaumes 60.5–12, Psaumes 60.6, Psaumes 60.6–8, Psaumes 60.9, Psaumes 61.1–8, Psaumes 61.1–63.11, Psaumes 61.2, Psaumes 61.4, Psaumes 61.5, Psaumes 62.1, Psaumes 62.1–12, Psaumes 62.3–4, Psaumes 62.4, Psaumes 62.5–8, Psaumes 62.9, Psaumes 62.9–12, Psaumes 62.10, Psaumes 62.11–12, Psaumes 63.1, Psaumes 63.1–11, Psaumes 63.2, Psaumes 63.3, Psaumes 63.6, Psaumes 63.6–8, Psaumes 63.9, Psaumes 63.10, Psaumes 64.1–6, Psaumes 64.1–10, Psaumes 64.3, Psaumes 64.6, Psaumes 64.7–10, Psaumes 65.1, Psaumes 65.1–3, Psaumes 65.1–13, Psaumes 65.2, Psaume 65.3, Psaume 65.4, Psaumes 65.6–7, Psaumes 65.8, Psaumes 65.9, Psaumes 65.9–13, Psaumes 65.13, Psaumes 66.1–4, Psaumes 66.1–20, Psaumes 66.2, Psaumes 66.3, Psaumes 66.5–7, Psaumes 66.7, Psaumes 66.8–10, Psaumes 66.9, Psaumes 66.10, Psaumes 66.11, Psaumes 66.12, Psaumes 66.15, Psaumes 66.16–20, Psaumes 66.18, Psaumes 67.1–2, Psaumes 67.1–7, Psaumes 67.3, Psaumes 67.4, Psaumes 67.6–7, Psaumes 68.1–3, Psaumes 68.1–35, Psaumes 68.2, Psaumes 68.3, Psaumes 68.4, Psaumes 68.4–6, Psaumes 68.5, Psaumes 68.6, Psaumes 68.8–10, Psaumes 68.11, Psaumes 68.13, Psaumes 68.14, Psaumes 68.15, Psaumes 68.16, Psaumes 68.17, Psaumes 68.18, Psaumes 68.19, Psaumes 68.19–20, Psaumes 68.21, Psaumes 68.22, Psaumes 68.24–27, Psaumes 68.28–31, Psaumes 68.29, Psaumes 68.30, Psaumes 68.32, Psaumes 68.32–35, Psaumes 68.34, Psaumes 69.1, Psaumes 69.1–2, Psaumes 69.1–36, Psaumes 69.1–72.20, Psaumes 69.4, Psaumes 69.5–6, Psaumes 69.7–12, Psaumes 69.9, Psaumes 69.10–12, Psaumes 69.13–18, Psaumes 69.19–21, Psaumes 69.21, Psaumes 69.22–23, Psaumes 69.25, Psaumes 69.28, Psaumes 69.29–33, Psaumes 69.31, Psaumes 69.32–33, Psaumes 69.34–36, Psaumes 69.36, Psaumes 70.1, Psaumes 70.1–5, Psaumes 71.1–4, Psaumes 71.1–24, Psaumes 71.5–6, Psaumes 71.9, Psaumes 71.9–18, Psaumes 71.10, Psaumes 71.14, Psaumes 71.19–21, Psaumes 71.20, Psaumes 71.21, Psaumes 71.22–24, Psaumes 72.1, Psaumes 72.1–7, Psaumes 72.1–20, Psaumes 72.3, Psaumes 72.4, Psaumes 72.5, Psaumes 72.6–7, Psaumes 72.8–9, Psaumes 72.8–11, Psaumes 72.10, Psaumes 72.11, Psaumes 72.12, Psaumes 72.12–14, Psaumes 72.13, Psaumes 72.15, Psaumes 72.15–17, Psaumes 72.16, Psaumes 72.18–19, Psaumes 72.20, Psaumes 73.1, Psaumes 73.1–28, Psaumes 73 : titre, Psaumes 73.1–75.10, Psaumes 73.2–3, Psaumes 73.4–12, Psaumes 73.6, Psaumes 73.9, Psaumes 73.13–14, Psaumes 73.13–17, Psaumes 73.15–16, Psaumes 73.17–20, Psaumes 73.21–22, Psaumes 73.24, Psaumes 73.25–26, Psaumes 74.1, Psaumes 74.1–2, Psaumes 74.1–23, Psaumes 74.2, Psaumes 74.3–8, Psaumes 74.12, Psaumes 74.14, Psaumes 74.15, Psaumes 74.19–23, Psaumes 75.1–10, Psaumes 75.2–8, Psaumes 75.4–5, Psaume 75.6, Psaumes 75.7–8, Psaumes 76.1, Psaumes 76.1–3, Psaumes 76.1–12, Psaume 76.3, Psaumes 76.4, Psaumes 76.4–6, Psaumes 76.7, Psaumes 76.7–9, Psaumes 77.1–3, Psaumes 77.1–20, Psaumes 77.3, Psaumes 77.4–6, Psaumes 77.7, Psaumes 77.7–9, Psaumes 77.10, Psaumes 77.10–12, Psaumes 77.13–15, Psaumes 77.16, Psaumes 78.1–8, Psaumes 78.1–72, Psaumes 78.2, Psaumes 78.3–4, Psaumes 78.5–6, Psaumes 78.7–8, Psaumes 78.9–11, Psaumes 78.12, Psaumes 78.12–16, Psaumes 78.13, Psaumes 78.14, Psaumes 78.17–31, Psaumes 78.23–25, Psaumes 78.26–31, Psaumes 78.32–39, Psaumes 78.33, Psaumes 78.34, Psaumes 78.34–39, Psaumes 78.35–39, Psaumes 78.40–55, Psaumes 78.56–64, Psaumes 78.60, Psaumes 78.67, Psaumes 78.68–69, Psaumes 78.70–72, Psaumes 79.1, Psaumes 79.1–4, Psaumes 79.1–13, Psaumes 79.5–8, Psaumes 79.6, Psaumes 79.8, Psaumes 79.9–11, Psaumes 79.12, Psaumes 80.1, Psaumes 80.1–2, Psaumes 80.1–3, Psaumes 80.1–19, Psaumes 80.3, Psaumes 80.4–7, Psaumes 80.8–9, Psaumes 80.8–11, Psaumes 80.10–11, Psaumes 80.12, Psaumes 80.13, Psaume 80.15, Psaumes 80.16–19, Psaumes 80.17, Psaumes 81.1–3, Psaumes 81.1–16, Psaumes 81.2, Psaumes 81.3, Psaumes 81.4–5, Psaumes 81.5, Psaumes 81.6–7, Psaumes 81.8–10, Psaumes 81.10, Psaumes 81.11–16, Psaumes 81.13–14, Psaumes 82.1, Psaumes 82.1–8, Psaumes 82.2, Psaumes 82.5, Psaumes 82.6–7, Psaumes 82.8, Psaumes 83.1–4, Psaumes 83.1–18, Psaumes 83.5–8, Psaumes 83.6–7, Psaumes 83.7, Psaumes 83.8, Psaumes 83.9–11, Psaumes 83.9–18, Psaumes 83.12, Psaumes 83.13, Psaumes 83.14–15, Psaumes 84.1–4, Psaumes 84.1–12, Psaumes 84.3, Psaume 84.4, Psaumes 84.5, Psaumes 84.5–7, Psaumes 84.6, Psaumes 84.9, Psaumes 84.10, Psaumes 84.11, Psaumes 85.1, Psaumes 85.1–5, Psaumes 85.1–13, Psaumes 85.2, Psaumes 85.6–7, Psaumes 85.8–9, Psaumes 85.10–13, Psaumes 85.13, Psaumes 86.1, Psaumes 86.1–4, Psaumes 86.1–17, Psaumes 86.5, Psaumes 86.5–7, Psaumes 86.8–10, Psaumes 86.11, Psaumes 86.12–13, Psaumes 86.14–17, Psaumes 86.15, Psaumes 87.1, Psaumes 87.1–7, Psaumes 87.4, Psaumes 87.5–6, Psaumes 88.1, Psaumes 88.1–5, Psaumes 88.1–18, Psaumes 88.6–7, Psaumes 88.8–12, Psaumes 88.13–17, Psaumes 88.18, Psaumes 89.1, Psaumes 89.1–52, Psaumes 89 : titre, Psaumes 89.3, Psaumes 89.3–4, Psaumes 89.5, Psaumes 89.5–8, Psaumes 89.6, Psaumes 89.9–10, Psaumes 89.9–13, Psaumes 89.12, Psaumes 89.14–18, Psaumes 89.15–16, Psaumes 89.17–18, Psaumes 89.19–37, Psaumes 89.20, Psaumes 89.26–29, Psaumes 89.27, Psaumes 89.29, Psaumes 89.30–37, Psaumes 89.35, Psaumes 89.38, Psaumes 89.40, Psaume 89.42, Psaumes 89.46–47, Psaumes 89.50, Psaumes 89.52, Psaumes 90.1, Psaumes 90.1–2, Psaumes 90.1–17, Psaumes 90.2, Psaumes 90.3–6, Psaumes 90.7–10, Psaumes 90.9–10, Psaumes 90.11–12, Psaumes 90.13, Psaumes 90.13–17, Psaumes 90.15, Psaumes 90.16, Psaumes 90.17, Psaumes 91.1, Psaumes 91.1–2, Psaumes 91.1–16, Psaumes 91.3, Psaumes 91.3–4, Psaumes 91.4, Psaumes 91.5–8, Psaumes 91.6, Psaumes 91.9–13, Psaumes 91.11, Psaumes 91.14, Psaumes 91.14–16, Psaumes 91.15, Psaumes 91.16, Psaumes 92.1, Psaumes 92.1–3, Psaumes 92.1–15, Psaumes 92.4–5, Psaumes 92.4–7, Psaumes 92.5–6, Psaumes 92.7, Psaumes 92.8, Psaumes 92.8–10, Psaumes 92.10, Psaumes 92.11–15, Psaumes 92.12, Psaumes 92.13, Psaumes 92.15, Psaumes 93.1, Psaumes 93.1–5, Psaumes 93.1–100.5, Psaumes 93.3–4, Psaumes 93.5, Psaumes 94.1–7, Psaumes 94.1–23, Psaumes 94.2, Psaumes 94.6, Psaumes 94.7, Psaumes 94.8–11, Psaumes 94.9, Psaumes 94.10, Psaumes 94.11, Psaumes 94.12–15, Psaumes 94.13, Psaumes 94.14, Psaumes 94.16, Psaumes 94.16–23, Psaumes 94.18–19, Psaumes 95.1–11, Psaumes 95.3, Psaumes 95.3–5, Psaumes 95.4–5, Psaumes 95.6–7, Psaumes 95.8, Psaumes 95.8–11, Psaumes 95.9, Psaumes 95.11, Psaumes 96.1, Psaumes 96.1–13, Psaumes 96.4, Psaumes 96.4–6, Psaumes 96.5, Psaumes 96.6, Psaumes 96.7, Psaumes 96.8, Psaumes 96.9, Psaumes 96.10, Psaumes 96.11–13, Psaumes 96.12, Psaumes 97.1, Psaumes 97.1–12, Psaumes 97.2–4, Psaumes 97.5–7, Psaumes 97.6, Psaumes 97.7, Psaumes 97.8–12, Psaumes 97.11, Psaumes 98.1–9, Psaumes 98.2–3, Psaumes 98.4–6, Psaumes 98.6, Psaumes 98.7–9, Psaumes 99.1, Psaumes 99.1–5, Psaumes 99.1–9, Psaumes 99.4, Psaume 99.6, Psaumes 99.6–8, Psaumes 99.7, Psaumes 100.1–5, Psaumes 100.3, Psaumes 100.4, Psaumes 101.1–8, Psaumes 101.2, Psaumes 101.4–5, Psaumes 101.6, Psaumes 101.7–8, Psaumes 102.1–2, Psaumes 102.1–28, Psaumes 102.3, Psaumes 102.4, Psaumes 102.5, Psaumes 102.6, Psaumes 102.7–8, Psaumes 102.10, Psaumes 102.11, Psaumes 102.12, Psaumes 102.12–17, Psaumes 102.13, Psaumes 102.15–16, Psaumes 102.17, Psaumes 102.18, Psaumes 102.18–22, Psaumes 102.19, Psaumes 102.22, Psaumes 102.23–28, Psaumes 102.24, Psaumes 102.25–27, Psaumes 102.28, Psaumes 103.1–2, Psaumes 103.1–6, Psaumes 103.1–22, Psaumes 103.7–8, Psaumes 103.9, Psaumes 103.11–12, Psaumes 103:13, Psaumes 103.14–16, Psaumes 103.17–19, Psaumes 103.18, Psaumes 103.20–21, Psaumes 103.22, Psaumes 104.1, Psaumes 104.1–35, Psaumes 104.2–4, Psaumes 104.3, Psaumes 104.4, Psaumes 104.6, Psaumes 104.7, Psaumes 104.8, Psaumes 104.9, Psaumes 104.9–10, Psaumes 104.11–18, Psaumes 104.14, Psaumes 104.15, Psaumes 104.17–18, Psaumes 104.19, Psaumes 104.19–23, Psaumes 104.20–23, Psaumes 104.24–26, Psaumes 104.25, Psaumes 104.26, Psaumes 104.27–30, Psaumes 104.29–30, Psaumes 104.31, Psaumes 104.31–35, Psaumes 104.32, Psaumes 104.35, Psaumes 105.1–5, Psaumes 105.1–45, Psaumes 105.6–11, Psaumes 105.8, Psaumes 105.11, Psaumes 105.12–15, Psaumes 105.15, Psaumes 105.16–22, Psaumes 105.19, Psaumes 105.23, Psaumes 105.23–25, Psaumes 105.26–36, Psaumes 105.37, Psaumes 105.37–45, Psaumes 105.39, Psaumes 105.42–45, Psaumes 105.44, Psaumes 105.45, Psaumes 106.1, Psaumes 106.1–48, Psaumes 106.2–3, Psaumes 106.4–5, Psaumes 106.6, Psaumes 106.6–13, Psaumes 106.9, Psaumes 106.13, Psaumes 106.15, Psaumes 106.16–18, Psaumes 106.19–23, Psaumes 106.22, Psaumes 106.24–25, Psaumes 106.26–27, Psaumes 106.28, Psaumes 106.28–39, Psaumes 106.30–33, Psaumes 106.34, Psaumes 106.37, Psaumes 106.39, Psaumes 106.40, Psaumes 106.40–46, Psaumes 106.43–44, Psaumes 106.45, Psaumes 106.46, Psaumes 106.47, Psaumes 106.48, Psaumes 107.1–43, Psaumes 107.2, Psaumes 107.3, Psaumes 107.4–9, Psaumes 107.6, Psaumes 107.7–8, Psaumes 107.10–16, Psaumes 107.11, Psaumes 107.12, Psaumes 107.17–22, Psaumes 107.20, Psaumes 107.23–32, Psaumes 107.25–29, Psaumes 107.32, Psaumes 107.33–35, Psaumes 107.33–42, Psaumes 107.38, Psaumes 107.39, Psaumes 107.40, Psaumes 107.41, Psaumes 107.42–43, Psaumes 108.1–13, Psaumes 109.1, Psaumes 109.1–31, Psaumes 109.4–5, Psaumes 109.8, Psaumes 109.8–11, Psaumes 109.13, Psaumes 109.14, Psaumes 109.16, Psaumes 109.18, Psaumes 109.20, Psaumes 109.21, Psaumes 109.21–25, Psaumes 109.23, Psaumes 109.26–31, Psaumes 109.28, Psaumes 109.29, Psaumes 110.1, Psaumes 110.1–7, Psaumes 110.2–3, Psaumes 110.4, Psaumes 110.5–6, Psaumes 110.5–7, Psaumes 110.7, Psaumes 111.1–5, Psaumes 111.1–10, Psaumes 111.1–117.2, Psaumes 111.5, Psaumes 111.6–8, Psaumes 111.9, Psaumes 111.10, Psaumes 112.1–5, Psaumes 112.1–10, Psaumes 112.2–3, Psaumes 112.4–5, Psaumes 112.6, Psaumes 112.8, Psaumes 112.9, Psaumes 112.10, Psaumes 113.1–3, Psaumes 113.1–9, Psaumes 113.1–118.29, Psaumes 113.4, Psaumes 113.5–9, Psaumes 113.6, Psaumes 113.7–8, Psaumes 113.9, Psaumes 114.1–2, Psaumes 114.1–8, Psaumes 114.3–4, Psaumes 114.8, Psaumes 115.1–3, Psaumes 115.1–18, Psaumes 115.2–3, Psaumes 115.4–11, Psaumes 115.8, Psaumes 115.9–11, Psaumes 115.12–13, Psaumes 115.14–15, Psaumes 115:16–18, Psaumes 116.1, Psaumes 116.1–4, Psaumes 116.1–19, Psaumes 116.2, Psaumes 116.3, Psaumes 116.4, Psaumes 116.5–7, Psaumes 116.6, Psaumes 116.8–11, Psaumes 116.9, Psaumes 116.10, Psaumes 116.12–14, Psaumes 116.15–19, Psaumes 117.1, Psaumes 117.1–2, Psaumes 118.1–29, Psaumes 118.2–4, Psaumes 118.5–9, Psaumes 118.6–7, Psaumes 118.8–9, Psaumes 118.10–12, Psaumes 118.14–18, Psaumes 118.17–21, Psaumes 118.22, Psaumes 118.22–24, Psaumes 118.24, Psaumes 118.25–29, Psaumes 118.26, Psaumes 119.1–4, Psaumes 119.1–8, Psaumes 119.1–176, Psaumes 119.4, Psaumes 119.9, Psaumes 119.9–16, Psaumes 119.10, Psaumes 119.14, Psaumes 119.15, Psaumes 119.17–18, Psaumes 119.17–24, Psaumes 119.20–21, Psaumes 119.23–24, Psaumes 119.25–32, Psaumes 119.29, Psaumes 119.33–40, Psaumes 119.36, Psaumes 119.41–43, Psaumes 119.41–48, Psaumes 119.44–46, Psaumes 119.47–48, Psaumes 119.49–56, Psaumes 119.52, Psaumes 119.57–64, Psaumes 119.61, Psaumes 119.64, Psaumes 119.65–68, Psaumes 119.65–72, Psaumes 119.73–76, Psaumes 119.73–80, Psaumes 119.81–88, Psaumes 119.85–88, Psaumes 119.89–96, Psaumes 119.95, Psaumes 119.96, Psaumes 119.97–102, Psaumes 119.97–104, Psaumes 119.103–104, Psaumes 119.105–106, Psaumes 119.105–112, Psaumes 119.108–112, Psaumes 119.113, Psaumes 119.113–120, Psaumes 119.121–128, Psaumes 119.125, Psaumes 119.129–136, Psaumes 119.137–144, Psaumes 119.139, Psaumes 119.141, Psaumes 119.145–152, Psaumes 119.150–151, Psaumes 119.153–160, Psaumes 119.161–164, Psaumes 119.161–168, Psaumes 119.169–176, Psaumes 119.176, Psaumes 120.1–2, Psaumes 120.1–7, Psaumes 120.1–134.3, Psaumes 120.3–4, Psaumes 120.5, Psaumes 120.5–7, Psaumes 120.6–7, Psaumes 121.1, Psaumes 121.1–8, Psaumes 121.4, Psaumes 121.4–6, Psaumes 122.1, Psaumes 122.1–9, Psaumes 122.2, Psaumes 122.3, Psaumes 122.3–5, Psaumes 122.4, Psaumes 122.5, Psaumes 122.6–9, Psaumes 123.1–4, Psaumes 124.1–2, Psaumes 124.1–8, Psaumes 124.4–5, Psaumes 124.6–8, Psaumes 125.1–5, Psaumes 125.2, Psaumes 125.3, Psaumes 125.4–5, Psaumes 126.1–3, Psaumes 126.1–6, Psaumes 126.4–6, Psaumes 127.1–2, Psaumes 127.1–5, Psaumes 127.3–5, Psaumes 127.4–5, Psaumes 128.1–2, Psaumes 128.1–6, Psaumes 128.3, Psaumes 128.4–6, Psaumes 129.1–2, Psaumes 129.1–8, Psaumes 129.3–4, Psaumes 129.6–8, Psaumes 130.1–3, Psaumes 130.1–8, Psaumes 130.3, Psaumes 130.4–6, Psaumes 130.5, Psaumes 130.7–8, Psaumes 131.1, Psaumes 131.1–3, Psaumes 131.2, Psaumes 132.1–18, Psaumes 132.6, Psaumes 132.6–10, Psaumes 132.8–10, Psaumes 132.9, Psaumes 132.11–12, Psaumes 132.13–17, Psaumes 132.17, Psaumes 132.18, Psaumes 133.1, Psaumes 133.1–2, Psaumes 133.1–3, Psaumes 133.2, Psaumes 133.3, Psaumes 134.1–2, Psaumes 134.1–3, Psaumes 135.1–21, Psaumes 135.4, Psaumes 135.5, Psaumes 135.6, Psaumes 135.7, Psaumes 135.8–11, Psaumes 135.8–12, Psaumes 135.13–18, Psaumes 135.15–18, Psaumes 135.15–20, Psaumes 135.19–21, Psaumes 136.1–3, Psaumes 136.1–26, Psaumes 136.10–22, Psaumes 136.23–24, Psaumes 136.25, Psaumes 136.26, Psaumes 137.1–9, Psaumes 137.2–4, Psaumes 137.5–6, Psaumes 137.7–9, Psaumes 138.1–8, Psaumes 138.1–145.21, Psaumes 138.4–5, Psaumes 138.6, Psaumes 138.6–8, Psaumes 138.8, Psaumes 139.1–6, Psaumes 139.1–24, Psaumes 139.2, Psaumes 139.3–6, Psaumes 139.6, Psaumes 139.7–12, Psaumes 139.8, Psaumes 139.9, Psaumes 139.13, Psaumes 139.17, Psaumes 139.19–24, Psaumes 139.21, Psaumes 139.23–24, Psaumes 139.24, Psaumes 140.1–4, Psaumes 140.1–14, Psaumes 140.4, Psaumes 140.4–5, Psaumes 140.7, Psaumes 140.9–11, Psaumes 140.11, Psaumes 141.1–2, Psaumes 141.1–10, Psaumes 141.3–5, Psaumes 142.1–3, Psaumes 142.1–7, Psaumes 142.8, Psaumes 142.3–4, Psaumes 142.5, Psaumes 142.7–8, Psaumes 142, Psaumes 143.1–2, Psaumes 143.1–12, Psaumes 143.2, Psaumes 143.3–4, Psaumes 143.5–6, Psaumes 143.6, Psaumes 143.7, Psaumes 143.7–10, Psaumes 143.8–10, Psaumes 143.11, Psaumes 143.12, Psaumes 144.1–2, Psaumes 144.1–15, Psaumes 144.3–4, Psaumes 144.5–8, Psaumes 144.12, Psaumes 144.12–15, Psaumes 144.13–14, Psaumes 145.1–3, Psaumes 145.1–21, Psaumes 145.4–7, Psaumes 145.8–9, Psaumes 145.10–13, Psaumes 145.14–20, Psaumes 145.20, Psaumes 146.1, Psaumes 146.1–10, Psaumes 146.1–150.6, Psaumes 146.8–9, Psaumes 147.1, Psaumes 147.1–20, Psaumes 147.2–6, Psaumes 147.4–5, Psaumes 147.6, Psaumes 147.7–11, Psaumes 147.8, Psaumes 147.10–11, Psaumes 147.13, Psaumes 147.15–18, Psaumes 147.19–20, Psaumes 148.1, Psaumes 148.1–14, Psaumes 148.6, Psaumes 148.8, Psaumes 148.11–12, Psaumes 148.13–14, Psaumes 149.1–9, Psaumes 149.4, Psaumes 149.6–9, Psaumes 150.1, Psaumes 150.1–6, Psaumes 150.3–5, Psaumes 150.6</w:t>
+      </w:r>
+      <w:r/>
+    </w:p>
+    <w:p>
+      <w:r/>
+      <w:r>
+        <w:t xml:space="preserve"> </w:t>
+      </w:r>
+      <w:r/>
+      <w:r/>
+    </w:p>
+    <w:p>
+      <w:pPr>
+        <w:sectPr>
           <w:footnotePr>
             <w:numRestart w:val="eachSect"/>
           </w:footnotePr>
